--- a/Toy_Instructions/Bubble/Gazillion_Hurricane_Bubble_Machine/Gazillion_Hurricane_Bubble_Machine_Maker_Guide.docx
+++ b/Toy_Instructions/Bubble/Gazillion_Hurricane_Bubble_Machine/Gazillion_Hurricane_Bubble_Machine_Maker_Guide.docx
@@ -286,6 +286,9 @@
                 <w:ilvl w:val="0"/>
                 <w:numId w:val="25"/>
               </w:numPr>
+              <w:rPr>
+                <w:sz w:val="22"/>
+              </w:rPr>
             </w:pPr>
             <w:r>
               <w:rPr>
@@ -297,13 +300,37 @@
               <w:rPr>
                 <w:sz w:val="22"/>
               </w:rPr>
-              <w:t xml:space="preserve"> AA Batteries</w:t>
-            </w:r>
-            <w:r>
+              <w:t xml:space="preserve"> AA Batteries </w:t>
+            </w:r>
+          </w:p>
+          <w:p>
+            <w:pPr>
               <w:rPr>
                 <w:sz w:val="22"/>
               </w:rPr>
-              <w:t xml:space="preserve"> </w:t>
+            </w:pPr>
+          </w:p>
+          <w:p>
+            <w:r>
+              <w:rPr>
+                <w:sz w:val="22"/>
+              </w:rPr>
+              <w:t xml:space="preserve">Refer to the </w:t>
+            </w:r>
+            <w:hyperlink r:id="rId13" w:history="1">
+              <w:r>
+                <w:rPr>
+                  <w:rStyle w:val="Hyperlink"/>
+                  <w:sz w:val="22"/>
+                </w:rPr>
+                <w:t>Tool and Component List</w:t>
+              </w:r>
+            </w:hyperlink>
+            <w:r>
+              <w:rPr>
+                <w:sz w:val="22"/>
+              </w:rPr>
+              <w:t xml:space="preserve"> for purchasing details.</w:t>
             </w:r>
           </w:p>
         </w:tc>
@@ -362,7 +389,7 @@
                           <pic:cNvPicPr/>
                         </pic:nvPicPr>
                         <pic:blipFill rotWithShape="1">
-                          <a:blip r:embed="rId13">
+                          <a:blip r:embed="rId14">
                             <a:extLst>
                               <a:ext uri="{28A0092B-C50C-407E-A947-70E740481C1C}">
                                 <a14:useLocalDpi xmlns:a14="http://schemas.microsoft.com/office/drawing/2010/main" val="0"/>
@@ -458,7 +485,7 @@
                           </pic:cNvPicPr>
                         </pic:nvPicPr>
                         <pic:blipFill rotWithShape="1">
-                          <a:blip r:embed="rId14" cstate="print">
+                          <a:blip r:embed="rId15" cstate="print">
                             <a:extLst>
                               <a:ext uri="{28A0092B-C50C-407E-A947-70E740481C1C}">
                                 <a14:useLocalDpi xmlns:a14="http://schemas.microsoft.com/office/drawing/2010/main" val="0"/>
@@ -528,7 +555,7 @@
                           </pic:cNvPicPr>
                         </pic:nvPicPr>
                         <pic:blipFill rotWithShape="1">
-                          <a:blip r:embed="rId14" cstate="print">
+                          <a:blip r:embed="rId15" cstate="print">
                             <a:extLst>
                               <a:ext uri="{28A0092B-C50C-407E-A947-70E740481C1C}">
                                 <a14:useLocalDpi xmlns:a14="http://schemas.microsoft.com/office/drawing/2010/main" val="0"/>
@@ -598,7 +625,7 @@
                           </pic:cNvPicPr>
                         </pic:nvPicPr>
                         <pic:blipFill rotWithShape="1">
-                          <a:blip r:embed="rId14" cstate="print">
+                          <a:blip r:embed="rId15" cstate="print">
                             <a:extLst>
                               <a:ext uri="{28A0092B-C50C-407E-A947-70E740481C1C}">
                                 <a14:useLocalDpi xmlns:a14="http://schemas.microsoft.com/office/drawing/2010/main" val="0"/>
@@ -668,7 +695,7 @@
                           </pic:cNvPicPr>
                         </pic:nvPicPr>
                         <pic:blipFill rotWithShape="1">
-                          <a:blip r:embed="rId14" cstate="print">
+                          <a:blip r:embed="rId15" cstate="print">
                             <a:extLst>
                               <a:ext uri="{28A0092B-C50C-407E-A947-70E740481C1C}">
                                 <a14:useLocalDpi xmlns:a14="http://schemas.microsoft.com/office/drawing/2010/main" val="0"/>
@@ -738,7 +765,7 @@
                           </pic:cNvPicPr>
                         </pic:nvPicPr>
                         <pic:blipFill rotWithShape="1">
-                          <a:blip r:embed="rId14" cstate="print">
+                          <a:blip r:embed="rId15" cstate="print">
                             <a:extLst>
                               <a:ext uri="{28A0092B-C50C-407E-A947-70E740481C1C}">
                                 <a14:useLocalDpi xmlns:a14="http://schemas.microsoft.com/office/drawing/2010/main" val="0"/>
@@ -808,7 +835,7 @@
                           </pic:cNvPicPr>
                         </pic:nvPicPr>
                         <pic:blipFill rotWithShape="1">
-                          <a:blip r:embed="rId14" cstate="print">
+                          <a:blip r:embed="rId15" cstate="print">
                             <a:extLst>
                               <a:ext uri="{28A0092B-C50C-407E-A947-70E740481C1C}">
                                 <a14:useLocalDpi xmlns:a14="http://schemas.microsoft.com/office/drawing/2010/main" val="0"/>
@@ -1217,7 +1244,7 @@
                           </pic:cNvPicPr>
                         </pic:nvPicPr>
                         <pic:blipFill rotWithShape="1">
-                          <a:blip r:embed="rId15" cstate="print">
+                          <a:blip r:embed="rId16" cstate="print">
                             <a:extLst>
                               <a:ext uri="{28A0092B-C50C-407E-A947-70E740481C1C}">
                                 <a14:useLocalDpi xmlns:a14="http://schemas.microsoft.com/office/drawing/2010/main" val="0"/>
@@ -1390,7 +1417,7 @@
                           <pic:cNvPicPr/>
                         </pic:nvPicPr>
                         <pic:blipFill rotWithShape="1">
-                          <a:blip r:embed="rId16">
+                          <a:blip r:embed="rId17">
                             <a:extLst>
                               <a:ext uri="{28A0092B-C50C-407E-A947-70E740481C1C}">
                                 <a14:useLocalDpi xmlns:a14="http://schemas.microsoft.com/office/drawing/2010/main" val="0"/>
@@ -1582,7 +1609,7 @@
                           </pic:cNvPicPr>
                         </pic:nvPicPr>
                         <pic:blipFill>
-                          <a:blip r:embed="rId17" cstate="print">
+                          <a:blip r:embed="rId18" cstate="print">
                             <a:extLst>
                               <a:ext uri="{28A0092B-C50C-407E-A947-70E740481C1C}">
                                 <a14:useLocalDpi xmlns:a14="http://schemas.microsoft.com/office/drawing/2010/main" val="0"/>
@@ -1776,7 +1803,7 @@
                           </pic:cNvPicPr>
                         </pic:nvPicPr>
                         <pic:blipFill rotWithShape="1">
-                          <a:blip r:embed="rId18" cstate="print">
+                          <a:blip r:embed="rId19" cstate="print">
                             <a:extLst>
                               <a:ext uri="{28A0092B-C50C-407E-A947-70E740481C1C}">
                                 <a14:useLocalDpi xmlns:a14="http://schemas.microsoft.com/office/drawing/2010/main" val="0"/>
@@ -1944,7 +1971,7 @@
                           <pic:cNvPicPr/>
                         </pic:nvPicPr>
                         <pic:blipFill>
-                          <a:blip r:embed="rId19">
+                          <a:blip r:embed="rId20">
                             <a:extLst>
                               <a:ext uri="{28A0092B-C50C-407E-A947-70E740481C1C}">
                                 <a14:useLocalDpi xmlns:a14="http://schemas.microsoft.com/office/drawing/2010/main" val="0"/>
@@ -2031,21 +2058,7 @@
               <w:rPr>
                 <w:lang w:val="en-US"/>
               </w:rPr>
-              <w:t xml:space="preserve">Using the wire strippers, </w:t>
-            </w:r>
-            <w:proofErr w:type="gramStart"/>
-            <w:r>
-              <w:rPr>
-                <w:lang w:val="en-US"/>
-              </w:rPr>
-              <w:t>strip</w:t>
-            </w:r>
-            <w:proofErr w:type="gramEnd"/>
-            <w:r>
-              <w:rPr>
-                <w:lang w:val="en-US"/>
-              </w:rPr>
-              <w:t xml:space="preserve"> the insulation from the switch</w:t>
+              <w:t>Using the wire strippers, strip the insulation from the switch</w:t>
             </w:r>
             <w:r>
               <w:rPr>
@@ -2117,7 +2130,7 @@
                           </pic:cNvPicPr>
                         </pic:nvPicPr>
                         <pic:blipFill rotWithShape="1">
-                          <a:blip r:embed="rId20" cstate="print">
+                          <a:blip r:embed="rId21" cstate="print">
                             <a:extLst>
                               <a:ext uri="{28A0092B-C50C-407E-A947-70E740481C1C}">
                                 <a14:useLocalDpi xmlns:a14="http://schemas.microsoft.com/office/drawing/2010/main" val="0"/>
@@ -2242,7 +2255,7 @@
                                 </pic:cNvPicPr>
                               </pic:nvPicPr>
                               <pic:blipFill rotWithShape="1">
-                                <a:blip r:embed="rId21" cstate="print">
+                                <a:blip r:embed="rId22" cstate="print">
                                   <a:extLst>
                                     <a:ext uri="{28A0092B-C50C-407E-A947-70E740481C1C}">
                                       <a14:useLocalDpi xmlns:a14="http://schemas.microsoft.com/office/drawing/2010/main" val="0"/>
@@ -2406,7 +2419,7 @@
                         <o:lock v:ext="edit" aspectratio="t"/>
                       </v:shapetype>
                       <v:shape id="Picture 5" o:spid="_x0000_s1027" type="#_x0000_t75" style="position:absolute;left:898;width:9729;height:7639;rotation:-1096095fd;flip:x;visibility:visible;mso-wrap-style:square" o:gfxdata="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">
-                        <v:imagedata r:id="rId22" o:title="" croptop="14255f" cropbottom="16583f" cropleft="6599f" cropright="28275f"/>
+                        <v:imagedata r:id="rId23" o:title="" croptop="14255f" cropbottom="16583f" cropleft="6599f" cropright="28275f"/>
                       </v:shape>
                       <v:shapetype id="_x0000_t32" coordsize="21600,21600" o:spt="32" o:oned="t" path="m,l21600,21600e" filled="f">
                         <v:path arrowok="t" fillok="f" o:connecttype="none"/>
@@ -2490,7 +2503,7 @@
                           </pic:cNvPicPr>
                         </pic:nvPicPr>
                         <pic:blipFill rotWithShape="1">
-                          <a:blip r:embed="rId23" cstate="print">
+                          <a:blip r:embed="rId24" cstate="print">
                             <a:extLst>
                               <a:ext uri="{28A0092B-C50C-407E-A947-70E740481C1C}">
                                 <a14:useLocalDpi xmlns:a14="http://schemas.microsoft.com/office/drawing/2010/main" val="0"/>
@@ -2698,7 +2711,7 @@
                           </pic:cNvPicPr>
                         </pic:nvPicPr>
                         <pic:blipFill>
-                          <a:blip r:embed="rId24" cstate="print">
+                          <a:blip r:embed="rId25" cstate="print">
                             <a:extLst>
                               <a:ext uri="{28A0092B-C50C-407E-A947-70E740481C1C}">
                                 <a14:useLocalDpi xmlns:a14="http://schemas.microsoft.com/office/drawing/2010/main" val="0"/>
@@ -2862,7 +2875,7 @@
                           </pic:cNvPicPr>
                         </pic:nvPicPr>
                         <pic:blipFill>
-                          <a:blip r:embed="rId25" cstate="print">
+                          <a:blip r:embed="rId26" cstate="print">
                             <a:extLst>
                               <a:ext uri="{28A0092B-C50C-407E-A947-70E740481C1C}">
                                 <a14:useLocalDpi xmlns:a14="http://schemas.microsoft.com/office/drawing/2010/main" val="0"/>
@@ -3060,21 +3073,7 @@
               <w:rPr>
                 <w:lang w:val="en-US"/>
               </w:rPr>
-              <w:t xml:space="preserve">flathead screwdriver </w:t>
-            </w:r>
-            <w:proofErr w:type="gramStart"/>
-            <w:r>
-              <w:rPr>
-                <w:lang w:val="en-US"/>
-              </w:rPr>
-              <w:t>turn</w:t>
-            </w:r>
-            <w:proofErr w:type="gramEnd"/>
-            <w:r>
-              <w:rPr>
-                <w:lang w:val="en-US"/>
-              </w:rPr>
-              <w:t xml:space="preserve"> the nut until tigh</w:t>
+              <w:t>flathead screwdriver turn the nut until tigh</w:t>
             </w:r>
             <w:r>
               <w:rPr>
@@ -3138,7 +3137,7 @@
                           </pic:cNvPicPr>
                         </pic:nvPicPr>
                         <pic:blipFill rotWithShape="1">
-                          <a:blip r:embed="rId26" cstate="print">
+                          <a:blip r:embed="rId27" cstate="print">
                             <a:extLst>
                               <a:ext uri="{28A0092B-C50C-407E-A947-70E740481C1C}">
                                 <a14:useLocalDpi xmlns:a14="http://schemas.microsoft.com/office/drawing/2010/main" val="0"/>
@@ -3291,7 +3290,7 @@
                           </pic:cNvPicPr>
                         </pic:nvPicPr>
                         <pic:blipFill rotWithShape="1">
-                          <a:blip r:embed="rId27" cstate="print">
+                          <a:blip r:embed="rId28" cstate="print">
                             <a:extLst>
                               <a:ext uri="{28A0092B-C50C-407E-A947-70E740481C1C}">
                                 <a14:useLocalDpi xmlns:a14="http://schemas.microsoft.com/office/drawing/2010/main" val="0"/>
@@ -3422,7 +3421,7 @@
                           </pic:cNvPicPr>
                         </pic:nvPicPr>
                         <pic:blipFill>
-                          <a:blip r:embed="rId28" cstate="print">
+                          <a:blip r:embed="rId29" cstate="print">
                             <a:extLst>
                               <a:ext uri="{28A0092B-C50C-407E-A947-70E740481C1C}">
                                 <a14:useLocalDpi xmlns:a14="http://schemas.microsoft.com/office/drawing/2010/main" val="0"/>
@@ -3587,7 +3586,7 @@
                           </pic:cNvPicPr>
                         </pic:nvPicPr>
                         <pic:blipFill>
-                          <a:blip r:embed="rId29" cstate="print">
+                          <a:blip r:embed="rId30" cstate="print">
                             <a:extLst>
                               <a:ext uri="{28A0092B-C50C-407E-A947-70E740481C1C}">
                                 <a14:useLocalDpi xmlns:a14="http://schemas.microsoft.com/office/drawing/2010/main" val="0"/>
@@ -3735,7 +3734,7 @@
                           </pic:cNvPicPr>
                         </pic:nvPicPr>
                         <pic:blipFill rotWithShape="1">
-                          <a:blip r:embed="rId30" cstate="print">
+                          <a:blip r:embed="rId31" cstate="print">
                             <a:extLst>
                               <a:ext uri="{28A0092B-C50C-407E-A947-70E740481C1C}">
                                 <a14:useLocalDpi xmlns:a14="http://schemas.microsoft.com/office/drawing/2010/main" val="0"/>
@@ -3788,8 +3787,8 @@
       </w:pPr>
     </w:p>
     <w:sectPr>
-      <w:headerReference w:type="default" r:id="rId31"/>
-      <w:footerReference w:type="default" r:id="rId32"/>
+      <w:headerReference w:type="default" r:id="rId32"/>
+      <w:footerReference w:type="default" r:id="rId33"/>
       <w:pgSz w:w="12240" w:h="15840"/>
       <w:pgMar w:top="1440" w:right="1440" w:bottom="1440" w:left="1440" w:header="720" w:footer="708" w:gutter="0"/>
       <w:cols w:space="708"/>
@@ -8899,15 +8898,6 @@
 </file>
 
 <file path=customXml/item1.xml><?xml version="1.0" encoding="utf-8"?>
-<?mso-contentType ?>
-<FormTemplates xmlns="http://schemas.microsoft.com/sharepoint/v3/contenttype/forms">
-  <Display>DocumentLibraryForm</Display>
-  <Edit>DocumentLibraryForm</Edit>
-  <New>DocumentLibraryForm</New>
-</FormTemplates>
-</file>
-
-<file path=customXml/item2.xml><?xml version="1.0" encoding="utf-8"?>
 <p:properties xmlns:p="http://schemas.microsoft.com/office/2006/metadata/properties" xmlns:xsi="http://www.w3.org/2001/XMLSchema-instance" xmlns:pc="http://schemas.microsoft.com/office/infopath/2007/PartnerControls">
   <documentManagement>
     <TaxCatchAll xmlns="38b325e6-602c-452a-8617-173bf47082c5" xsi:nil="true"/>
@@ -8918,7 +8908,20 @@
 </p:properties>
 </file>
 
+<file path=customXml/item2.xml><?xml version="1.0" encoding="utf-8"?>
+<?mso-contentType ?>
+<FormTemplates xmlns="http://schemas.microsoft.com/sharepoint/v3/contenttype/forms">
+  <Display>DocumentLibraryForm</Display>
+  <Edit>DocumentLibraryForm</Edit>
+  <New>DocumentLibraryForm</New>
+</FormTemplates>
+</file>
+
 <file path=customXml/item3.xml><?xml version="1.0" encoding="utf-8"?>
+<b:Sources xmlns:b="http://schemas.openxmlformats.org/officeDocument/2006/bibliography" xmlns="http://schemas.openxmlformats.org/officeDocument/2006/bibliography" SelectedStyle="\APASixthEditionOfficeOnline.xsl" StyleName="APA" Version="6"/>
+</file>
+
+<file path=customXml/item4.xml><?xml version="1.0" encoding="utf-8"?>
 <ct:contentTypeSchema xmlns:ct="http://schemas.microsoft.com/office/2006/metadata/contentType" xmlns:ma="http://schemas.microsoft.com/office/2006/metadata/properties/metaAttributes" ct:_="" ma:_="" ma:contentTypeName="Document" ma:contentTypeID="0x010100456CAEA290209545A9F8681F83603874" ma:contentTypeVersion="19" ma:contentTypeDescription="Create a new document." ma:contentTypeScope="" ma:versionID="4bf10bb897fc0ef406baa02b9d664253">
   <xsd:schema xmlns:xsd="http://www.w3.org/2001/XMLSchema" xmlns:xs="http://www.w3.org/2001/XMLSchema" xmlns:p="http://schemas.microsoft.com/office/2006/metadata/properties" xmlns:ns2="8cf100d1-0775-4feb-8634-62999c4541bc" xmlns:ns3="38b325e6-602c-452a-8617-173bf47082c5" targetNamespace="http://schemas.microsoft.com/office/2006/metadata/properties" ma:root="true" ma:fieldsID="1c6be4edf2b996d6a6f54fa7c1dd8d7b" ns2:_="" ns3:_="">
     <xsd:import namespace="8cf100d1-0775-4feb-8634-62999c4541bc"/>
@@ -9173,11 +9176,24 @@
 </ct:contentTypeSchema>
 </file>
 
-<file path=customXml/item4.xml><?xml version="1.0" encoding="utf-8"?>
-<b:Sources xmlns:b="http://schemas.openxmlformats.org/officeDocument/2006/bibliography" xmlns="http://schemas.openxmlformats.org/officeDocument/2006/bibliography" SelectedStyle="\APASixthEditionOfficeOnline.xsl" StyleName="APA" Version="6"/>
+<file path=customXml/itemProps1.xml><?xml version="1.0" encoding="utf-8"?>
+<ds:datastoreItem xmlns:ds="http://schemas.openxmlformats.org/officeDocument/2006/customXml" ds:itemID="{3A085C18-819E-4466-9494-DD461C39C2B0}">
+  <ds:schemaRefs>
+    <ds:schemaRef ds:uri="http://purl.org/dc/elements/1.1/"/>
+    <ds:schemaRef ds:uri="http://schemas.microsoft.com/office/infopath/2007/PartnerControls"/>
+    <ds:schemaRef ds:uri="38b325e6-602c-452a-8617-173bf47082c5"/>
+    <ds:schemaRef ds:uri="http://www.w3.org/XML/1998/namespace"/>
+    <ds:schemaRef ds:uri="8cf100d1-0775-4feb-8634-62999c4541bc"/>
+    <ds:schemaRef ds:uri="http://purl.org/dc/terms/"/>
+    <ds:schemaRef ds:uri="http://schemas.microsoft.com/office/2006/documentManagement/types"/>
+    <ds:schemaRef ds:uri="http://schemas.openxmlformats.org/package/2006/metadata/core-properties"/>
+    <ds:schemaRef ds:uri="http://schemas.microsoft.com/office/2006/metadata/properties"/>
+    <ds:schemaRef ds:uri="http://purl.org/dc/dcmitype/"/>
+  </ds:schemaRefs>
+</ds:datastoreItem>
 </file>
 
-<file path=customXml/itemProps1.xml><?xml version="1.0" encoding="utf-8"?>
+<file path=customXml/itemProps2.xml><?xml version="1.0" encoding="utf-8"?>
 <ds:datastoreItem xmlns:ds="http://schemas.openxmlformats.org/officeDocument/2006/customXml" ds:itemID="{2585761D-1AE9-4796-83E7-A2FC381967AF}">
   <ds:schemaRefs>
     <ds:schemaRef ds:uri="http://schemas.microsoft.com/sharepoint/v3/contenttype/forms"/>
@@ -9185,25 +9201,29 @@
 </ds:datastoreItem>
 </file>
 
-<file path=customXml/itemProps2.xml><?xml version="1.0" encoding="utf-8"?>
-<ds:datastoreItem xmlns:ds="http://schemas.openxmlformats.org/officeDocument/2006/customXml" ds:itemID="{3A085C18-819E-4466-9494-DD461C39C2B0}">
-  <ds:schemaRefs>
-    <ds:schemaRef ds:uri="http://schemas.microsoft.com/office/2006/metadata/properties"/>
-    <ds:schemaRef ds:uri="http://schemas.microsoft.com/office/infopath/2007/PartnerControls"/>
-    <ds:schemaRef ds:uri="38b325e6-602c-452a-8617-173bf47082c5"/>
-    <ds:schemaRef ds:uri="8cf100d1-0775-4feb-8634-62999c4541bc"/>
-  </ds:schemaRefs>
-</ds:datastoreItem>
-</file>
-
 <file path=customXml/itemProps3.xml><?xml version="1.0" encoding="utf-8"?>
-<ds:datastoreItem xmlns:ds="http://schemas.openxmlformats.org/officeDocument/2006/customXml" ds:itemID="{925A609A-749E-4AF6-80AD-76454FDA0CBA}"/>
-</file>
-
-<file path=customXml/itemProps4.xml><?xml version="1.0" encoding="utf-8"?>
 <ds:datastoreItem xmlns:ds="http://schemas.openxmlformats.org/officeDocument/2006/customXml" ds:itemID="{C438ADBA-56D5-474C-BF2C-97C24DDF66BD}">
   <ds:schemaRefs>
     <ds:schemaRef ds:uri="http://schemas.openxmlformats.org/officeDocument/2006/bibliography"/>
   </ds:schemaRefs>
 </ds:datastoreItem>
+</file>
+
+<file path=customXml/itemProps4.xml><?xml version="1.0" encoding="utf-8"?>
+<ds:datastoreItem xmlns:ds="http://schemas.openxmlformats.org/officeDocument/2006/customXml" ds:itemID="{925A609A-749E-4AF6-80AD-76454FDA0CBA}">
+  <ds:schemaRefs>
+    <ds:schemaRef ds:uri="http://schemas.microsoft.com/office/2006/metadata/contentType"/>
+    <ds:schemaRef ds:uri="http://schemas.microsoft.com/office/2006/metadata/properties/metaAttributes"/>
+    <ds:schemaRef ds:uri="http://www.w3.org/2001/XMLSchema"/>
+    <ds:schemaRef ds:uri="http://schemas.microsoft.com/office/2006/metadata/properties"/>
+    <ds:schemaRef ds:uri="8cf100d1-0775-4feb-8634-62999c4541bc"/>
+    <ds:schemaRef ds:uri="38b325e6-602c-452a-8617-173bf47082c5"/>
+    <ds:schemaRef ds:uri="http://schemas.microsoft.com/office/2006/documentManagement/types"/>
+    <ds:schemaRef ds:uri="http://schemas.microsoft.com/office/infopath/2007/PartnerControls"/>
+    <ds:schemaRef ds:uri="http://schemas.openxmlformats.org/package/2006/metadata/core-properties"/>
+    <ds:schemaRef ds:uri="http://purl.org/dc/elements/1.1/"/>
+    <ds:schemaRef ds:uri="http://purl.org/dc/terms/"/>
+    <ds:schemaRef ds:uri="http://schemas.microsoft.com/internal/obd"/>
+  </ds:schemaRefs>
+</ds:datastoreItem>
 </file>